--- a/templates/homework.docx
+++ b/templates/homework.docx
@@ -7,6 +7,10 @@
         <w:pStyle w:val="ListNumber"/>
       </w:pPr>
       <w:r>
+        <w:rPr>
+          <w:rFonts w:ascii="Times New Roman" w:hAnsi="Times New Roman" w:cs="Times New Roman" w:eastAsia="宋体"/>
+          <w:color w:val="000000"/>
+        </w:rPr>
         <w:t>编号项 1</w:t>
       </w:r>
     </w:p>
@@ -15,6 +19,10 @@
         <w:pStyle w:val="ListNumber"/>
       </w:pPr>
       <w:r>
+        <w:rPr>
+          <w:rFonts w:ascii="Times New Roman" w:hAnsi="Times New Roman" w:cs="Times New Roman" w:eastAsia="宋体"/>
+          <w:color w:val="000000"/>
+        </w:rPr>
         <w:t>编号项 2</w:t>
       </w:r>
     </w:p>
@@ -23,6 +31,10 @@
         <w:pStyle w:val="ListNumber"/>
       </w:pPr>
       <w:r>
+        <w:rPr>
+          <w:rFonts w:ascii="Times New Roman" w:hAnsi="Times New Roman" w:cs="Times New Roman" w:eastAsia="宋体"/>
+          <w:color w:val="000000"/>
+        </w:rPr>
         <w:t>编号项 3</w:t>
       </w:r>
     </w:p>
@@ -31,6 +43,10 @@
         <w:pStyle w:val="ListBullet"/>
       </w:pPr>
       <w:r>
+        <w:rPr>
+          <w:rFonts w:ascii="Times New Roman" w:hAnsi="Times New Roman" w:cs="Times New Roman" w:eastAsia="宋体"/>
+          <w:color w:val="000000"/>
+        </w:rPr>
         <w:t>要点项 1</w:t>
       </w:r>
     </w:p>
@@ -39,6 +55,10 @@
         <w:pStyle w:val="ListBullet"/>
       </w:pPr>
       <w:r>
+        <w:rPr>
+          <w:rFonts w:ascii="Times New Roman" w:hAnsi="Times New Roman" w:cs="Times New Roman" w:eastAsia="宋体"/>
+          <w:color w:val="000000"/>
+        </w:rPr>
         <w:t>要点项 2</w:t>
       </w:r>
     </w:p>
@@ -47,10 +67,16 @@
         <w:pStyle w:val="ListBullet"/>
       </w:pPr>
       <w:r>
+        <w:rPr>
+          <w:rFonts w:ascii="Times New Roman" w:hAnsi="Times New Roman" w:cs="Times New Roman" w:eastAsia="宋体"/>
+          <w:color w:val="000000"/>
+        </w:rPr>
         <w:t>要点项 3</w:t>
       </w:r>
     </w:p>
     <w:sectPr>
+      <w:headerReference w:type="default" r:id="rId9"/>
+      <w:footerReference w:type="default" r:id="rId10"/>
       <w:pgSz w:w="11906" w:h="16838"/>
       <w:pgMar w:top="1440" w:right="1440" w:bottom="1440" w:left="1440" w:header="720" w:footer="720" w:gutter="0"/>
       <w:cols w:space="720"/>
@@ -58,6 +84,26 @@
     </w:sectPr>
   </w:body>
 </w:document>
+</file>
+
+<file path=word/footer1.xml><?xml version="1.0" encoding="utf-8"?>
+<w:ftr xmlns:m="http://schemas.openxmlformats.org/officeDocument/2006/math" xmlns:mc="http://schemas.openxmlformats.org/markup-compatibility/2006" xmlns:mo="http://schemas.microsoft.com/office/mac/office/2008/main" xmlns:mv="urn:schemas-microsoft-com:mac:vml" xmlns:o="urn:schemas-microsoft-com:office:office" xmlns:r="http://schemas.openxmlformats.org/officeDocument/2006/relationships" xmlns:v="urn:schemas-microsoft-com:vml" xmlns:w10="urn:schemas-microsoft-com:office:word" xmlns:w14="http://schemas.microsoft.com/office/word/2010/wordml" xmlns:w="http://schemas.openxmlformats.org/wordprocessingml/2006/main" xmlns:wne="http://schemas.microsoft.com/office/word/2006/wordml" xmlns:wp14="http://schemas.microsoft.com/office/word/2010/wordprocessingDrawing" xmlns:wp="http://schemas.openxmlformats.org/drawingml/2006/wordprocessingDrawing" xmlns:wpc="http://schemas.microsoft.com/office/word/2010/wordprocessingCanvas" xmlns:wpg="http://schemas.microsoft.com/office/word/2010/wordprocessingGroup" xmlns:wpi="http://schemas.microsoft.com/office/word/2010/wordprocessingInk" xmlns:wps="http://schemas.microsoft.com/office/word/2010/wordprocessingShape" mc:Ignorable="w14 wp14">
+  <w:p>
+    <w:pPr>
+      <w:pStyle w:val="Footer"/>
+    </w:pPr>
+  </w:p>
+</w:ftr>
+</file>
+
+<file path=word/header1.xml><?xml version="1.0" encoding="utf-8"?>
+<w:hdr xmlns:m="http://schemas.openxmlformats.org/officeDocument/2006/math" xmlns:mc="http://schemas.openxmlformats.org/markup-compatibility/2006" xmlns:mo="http://schemas.microsoft.com/office/mac/office/2008/main" xmlns:mv="urn:schemas-microsoft-com:mac:vml" xmlns:o="urn:schemas-microsoft-com:office:office" xmlns:r="http://schemas.openxmlformats.org/officeDocument/2006/relationships" xmlns:v="urn:schemas-microsoft-com:vml" xmlns:w10="urn:schemas-microsoft-com:office:word" xmlns:w14="http://schemas.microsoft.com/office/word/2010/wordml" xmlns:w="http://schemas.openxmlformats.org/wordprocessingml/2006/main" xmlns:wne="http://schemas.microsoft.com/office/word/2006/wordml" xmlns:wp14="http://schemas.microsoft.com/office/word/2010/wordprocessingDrawing" xmlns:wp="http://schemas.openxmlformats.org/drawingml/2006/wordprocessingDrawing" xmlns:wpc="http://schemas.microsoft.com/office/word/2010/wordprocessingCanvas" xmlns:wpg="http://schemas.microsoft.com/office/word/2010/wordprocessingGroup" xmlns:wpi="http://schemas.microsoft.com/office/word/2010/wordprocessingInk" xmlns:wps="http://schemas.microsoft.com/office/word/2010/wordprocessingShape" mc:Ignorable="w14 wp14">
+  <w:p>
+    <w:pPr>
+      <w:pStyle w:val="Header"/>
+    </w:pPr>
+  </w:p>
+</w:hdr>
 </file>
 
 <file path=word/numbering.xml><?xml version="1.0" encoding="utf-8"?>
@@ -428,7 +474,8 @@
       <w:ind w:firstLine="420"/>
     </w:pPr>
     <w:rPr>
-      <w:rFonts w:ascii="Times New Roman" w:hAnsi="Times New Roman" w:eastAsia="宋体"/>
+      <w:rFonts w:ascii="Times New Roman" w:hAnsi="Times New Roman" w:eastAsia="宋体" w:cs="Times New Roman"/>
+      <w:color w:val="000000"/>
       <w:sz w:val="21"/>
     </w:rPr>
   </w:style>
@@ -493,10 +540,10 @@
       <w:outlineLvl w:val="0"/>
     </w:pPr>
     <w:rPr>
-      <w:rFonts w:asciiTheme="majorHAnsi" w:eastAsiaTheme="majorEastAsia" w:hAnsiTheme="majorHAnsi" w:cstheme="majorBidi" w:ascii="Times New Roman" w:hAnsi="Times New Roman" w:eastAsia="黑体"/>
+      <w:rFonts w:ascii="Times New Roman" w:hAnsi="Times New Roman" w:eastAsia="宋体" w:cs="Times New Roman"/>
       <w:b/>
       <w:bCs/>
-      <w:color w:val="365F91" w:themeColor="accent1" w:themeShade="BF"/>
+      <w:color w:val="000000"/>
       <w:sz w:val="24"/>
       <w:szCs w:val="28"/>
     </w:rPr>
@@ -518,10 +565,10 @@
       <w:outlineLvl w:val="1"/>
     </w:pPr>
     <w:rPr>
-      <w:rFonts w:asciiTheme="majorHAnsi" w:eastAsiaTheme="majorEastAsia" w:hAnsiTheme="majorHAnsi" w:cstheme="majorBidi" w:ascii="Times New Roman" w:hAnsi="Times New Roman" w:eastAsia="黑体"/>
+      <w:rFonts w:ascii="Times New Roman" w:hAnsi="Times New Roman" w:eastAsia="宋体" w:cs="Times New Roman"/>
       <w:b/>
       <w:bCs/>
-      <w:color w:val="4F81BD" w:themeColor="accent1"/>
+      <w:color w:val="000000"/>
       <w:sz w:val="21"/>
       <w:szCs w:val="26"/>
     </w:rPr>
@@ -543,11 +590,11 @@
       <w:outlineLvl w:val="2"/>
     </w:pPr>
     <w:rPr>
-      <w:rFonts w:asciiTheme="majorHAnsi" w:eastAsiaTheme="majorEastAsia" w:hAnsiTheme="majorHAnsi" w:cstheme="majorBidi" w:ascii="Times New Roman" w:hAnsi="Times New Roman" w:eastAsia="黑体"/>
+      <w:rFonts w:ascii="Times New Roman" w:hAnsi="Times New Roman" w:eastAsia="宋体" w:cs="Times New Roman"/>
       <w:b/>
       <w:bCs/>
       <w:i/>
-      <w:color w:val="4F81BD" w:themeColor="accent1"/>
+      <w:color w:val="000000"/>
       <w:sz w:val="21"/>
     </w:rPr>
   </w:style>
@@ -568,12 +615,12 @@
       <w:outlineLvl w:val="3"/>
     </w:pPr>
     <w:rPr>
-      <w:rFonts w:asciiTheme="majorHAnsi" w:eastAsiaTheme="majorEastAsia" w:hAnsiTheme="majorHAnsi" w:cstheme="majorBidi"/>
+      <w:rFonts w:ascii="Times New Roman" w:hAnsi="Times New Roman" w:cs="Times New Roman" w:eastAsia="宋体"/>
       <w:b/>
       <w:bCs/>
       <w:i/>
       <w:iCs/>
-      <w:color w:val="4F81BD" w:themeColor="accent1"/>
+      <w:color w:val="000000"/>
     </w:rPr>
   </w:style>
   <w:style w:type="paragraph" w:styleId="Heading5">
@@ -593,8 +640,8 @@
       <w:outlineLvl w:val="4"/>
     </w:pPr>
     <w:rPr>
-      <w:rFonts w:asciiTheme="majorHAnsi" w:eastAsiaTheme="majorEastAsia" w:hAnsiTheme="majorHAnsi" w:cstheme="majorBidi"/>
-      <w:color w:val="243F60" w:themeColor="accent1" w:themeShade="7F"/>
+      <w:rFonts w:ascii="Times New Roman" w:hAnsi="Times New Roman" w:cs="Times New Roman" w:eastAsia="宋体"/>
+      <w:color w:val="000000"/>
     </w:rPr>
   </w:style>
   <w:style w:type="paragraph" w:styleId="Heading6">
@@ -614,10 +661,10 @@
       <w:outlineLvl w:val="5"/>
     </w:pPr>
     <w:rPr>
-      <w:rFonts w:asciiTheme="majorHAnsi" w:eastAsiaTheme="majorEastAsia" w:hAnsiTheme="majorHAnsi" w:cstheme="majorBidi"/>
+      <w:rFonts w:ascii="Times New Roman" w:hAnsi="Times New Roman" w:cs="Times New Roman" w:eastAsia="宋体"/>
       <w:i/>
       <w:iCs/>
-      <w:color w:val="243F60" w:themeColor="accent1" w:themeShade="7F"/>
+      <w:color w:val="000000"/>
     </w:rPr>
   </w:style>
   <w:style w:type="paragraph" w:styleId="Heading7">
@@ -637,10 +684,10 @@
       <w:outlineLvl w:val="6"/>
     </w:pPr>
     <w:rPr>
-      <w:rFonts w:asciiTheme="majorHAnsi" w:eastAsiaTheme="majorEastAsia" w:hAnsiTheme="majorHAnsi" w:cstheme="majorBidi"/>
+      <w:rFonts w:ascii="Times New Roman" w:hAnsi="Times New Roman" w:cs="Times New Roman" w:eastAsia="宋体"/>
       <w:i/>
       <w:iCs/>
-      <w:color w:val="404040" w:themeColor="text1" w:themeTint="BF"/>
+      <w:color w:val="000000"/>
     </w:rPr>
   </w:style>
   <w:style w:type="paragraph" w:styleId="Heading8">
@@ -660,8 +707,8 @@
       <w:outlineLvl w:val="7"/>
     </w:pPr>
     <w:rPr>
-      <w:rFonts w:asciiTheme="majorHAnsi" w:eastAsiaTheme="majorEastAsia" w:hAnsiTheme="majorHAnsi" w:cstheme="majorBidi"/>
-      <w:color w:val="4F81BD" w:themeColor="accent1"/>
+      <w:rFonts w:ascii="Times New Roman" w:hAnsi="Times New Roman" w:cs="Times New Roman" w:eastAsia="宋体"/>
+      <w:color w:val="000000"/>
       <w:sz w:val="20"/>
       <w:szCs w:val="20"/>
     </w:rPr>
@@ -683,10 +730,10 @@
       <w:outlineLvl w:val="8"/>
     </w:pPr>
     <w:rPr>
-      <w:rFonts w:asciiTheme="majorHAnsi" w:eastAsiaTheme="majorEastAsia" w:hAnsiTheme="majorHAnsi" w:cstheme="majorBidi"/>
+      <w:rFonts w:ascii="Times New Roman" w:hAnsi="Times New Roman" w:cs="Times New Roman" w:eastAsia="宋体"/>
       <w:i/>
       <w:iCs/>
-      <w:color w:val="404040" w:themeColor="text1" w:themeTint="BF"/>
+      <w:color w:val="000000"/>
       <w:sz w:val="20"/>
       <w:szCs w:val="20"/>
     </w:rPr>
@@ -734,10 +781,10 @@
     <w:uiPriority w:val="9"/>
     <w:rsid w:val="00FC693F"/>
     <w:rPr>
-      <w:rFonts w:asciiTheme="majorHAnsi" w:eastAsiaTheme="majorEastAsia" w:hAnsiTheme="majorHAnsi" w:cstheme="majorBidi"/>
+      <w:rFonts w:ascii="Times New Roman" w:hAnsi="Times New Roman" w:cs="Times New Roman" w:eastAsia="宋体"/>
       <w:b/>
       <w:bCs/>
-      <w:color w:val="365F91" w:themeColor="accent1" w:themeShade="BF"/>
+      <w:color w:val="000000"/>
       <w:sz w:val="28"/>
       <w:szCs w:val="28"/>
     </w:rPr>
@@ -749,10 +796,10 @@
     <w:uiPriority w:val="9"/>
     <w:rsid w:val="00FC693F"/>
     <w:rPr>
-      <w:rFonts w:asciiTheme="majorHAnsi" w:eastAsiaTheme="majorEastAsia" w:hAnsiTheme="majorHAnsi" w:cstheme="majorBidi"/>
+      <w:rFonts w:ascii="Times New Roman" w:hAnsi="Times New Roman" w:cs="Times New Roman" w:eastAsia="宋体"/>
       <w:b/>
       <w:bCs/>
-      <w:color w:val="4F81BD" w:themeColor="accent1"/>
+      <w:color w:val="000000"/>
       <w:sz w:val="26"/>
       <w:szCs w:val="26"/>
     </w:rPr>
@@ -764,10 +811,10 @@
     <w:uiPriority w:val="9"/>
     <w:rsid w:val="00FC693F"/>
     <w:rPr>
-      <w:rFonts w:asciiTheme="majorHAnsi" w:eastAsiaTheme="majorEastAsia" w:hAnsiTheme="majorHAnsi" w:cstheme="majorBidi"/>
+      <w:rFonts w:ascii="Times New Roman" w:hAnsi="Times New Roman" w:cs="Times New Roman" w:eastAsia="宋体"/>
       <w:b/>
       <w:bCs/>
-      <w:color w:val="4F81BD" w:themeColor="accent1"/>
+      <w:color w:val="000000"/>
     </w:rPr>
   </w:style>
   <w:style w:type="paragraph" w:styleId="Title">
@@ -786,8 +833,8 @@
       <w:contextualSpacing/>
     </w:pPr>
     <w:rPr>
-      <w:rFonts w:asciiTheme="majorHAnsi" w:eastAsiaTheme="majorEastAsia" w:hAnsiTheme="majorHAnsi" w:cstheme="majorBidi"/>
-      <w:color w:val="17365D" w:themeColor="text2" w:themeShade="BF"/>
+      <w:rFonts w:ascii="Times New Roman" w:hAnsi="Times New Roman" w:cs="Times New Roman" w:eastAsia="宋体"/>
+      <w:color w:val="000000"/>
       <w:spacing w:val="5"/>
       <w:kern w:val="28"/>
       <w:sz w:val="52"/>
@@ -823,10 +870,10 @@
       </w:numPr>
     </w:pPr>
     <w:rPr>
-      <w:rFonts w:asciiTheme="majorHAnsi" w:eastAsiaTheme="majorEastAsia" w:hAnsiTheme="majorHAnsi" w:cstheme="majorBidi"/>
+      <w:rFonts w:ascii="Times New Roman" w:hAnsi="Times New Roman" w:cs="Times New Roman" w:eastAsia="宋体"/>
       <w:i/>
       <w:iCs/>
-      <w:color w:val="4F81BD" w:themeColor="accent1"/>
+      <w:color w:val="000000"/>
       <w:spacing w:val="15"/>
       <w:sz w:val="24"/>
       <w:szCs w:val="24"/>
@@ -858,6 +905,10 @@
       <w:ind w:left="720"/>
       <w:contextualSpacing/>
     </w:pPr>
+    <w:rPr>
+      <w:rFonts w:ascii="Times New Roman" w:hAnsi="Times New Roman" w:cs="Times New Roman" w:eastAsia="宋体"/>
+      <w:color w:val="000000"/>
+    </w:rPr>
   </w:style>
   <w:style w:type="paragraph" w:styleId="BodyText">
     <w:name w:val="Body Text"/>
@@ -869,6 +920,10 @@
     <w:pPr>
       <w:spacing w:after="120"/>
     </w:pPr>
+    <w:rPr>
+      <w:rFonts w:ascii="Times New Roman" w:hAnsi="Times New Roman" w:cs="Times New Roman" w:eastAsia="宋体"/>
+      <w:color w:val="000000"/>
+    </w:rPr>
   </w:style>
   <w:style w:type="character" w:customStyle="1" w:styleId="BodyTextChar">
     <w:name w:val="Body Text Char"/>
@@ -966,6 +1021,10 @@
       </w:numPr>
       <w:contextualSpacing/>
     </w:pPr>
+    <w:rPr>
+      <w:rFonts w:ascii="Times New Roman" w:hAnsi="Times New Roman" w:cs="Times New Roman" w:eastAsia="宋体"/>
+      <w:color w:val="000000"/>
+    </w:rPr>
   </w:style>
   <w:style w:type="paragraph" w:styleId="ListBullet2">
     <w:name w:val="List Bullet 2"/>
@@ -979,6 +1038,10 @@
       </w:numPr>
       <w:contextualSpacing/>
     </w:pPr>
+    <w:rPr>
+      <w:rFonts w:ascii="Times New Roman" w:hAnsi="Times New Roman" w:cs="Times New Roman" w:eastAsia="宋体"/>
+      <w:color w:val="000000"/>
+    </w:rPr>
   </w:style>
   <w:style w:type="paragraph" w:styleId="ListBullet3">
     <w:name w:val="List Bullet 3"/>
@@ -992,6 +1055,10 @@
       </w:numPr>
       <w:contextualSpacing/>
     </w:pPr>
+    <w:rPr>
+      <w:rFonts w:ascii="Times New Roman" w:hAnsi="Times New Roman" w:cs="Times New Roman" w:eastAsia="宋体"/>
+      <w:color w:val="000000"/>
+    </w:rPr>
   </w:style>
   <w:style w:type="paragraph" w:styleId="ListNumber">
     <w:name w:val="List Number"/>
@@ -1005,6 +1072,10 @@
       </w:numPr>
       <w:contextualSpacing/>
     </w:pPr>
+    <w:rPr>
+      <w:rFonts w:ascii="Times New Roman" w:hAnsi="Times New Roman" w:cs="Times New Roman" w:eastAsia="宋体"/>
+      <w:color w:val="000000"/>
+    </w:rPr>
   </w:style>
   <w:style w:type="paragraph" w:styleId="ListNumber2">
     <w:name w:val="List Number 2"/>
@@ -1018,6 +1089,10 @@
       </w:numPr>
       <w:contextualSpacing/>
     </w:pPr>
+    <w:rPr>
+      <w:rFonts w:ascii="Times New Roman" w:hAnsi="Times New Roman" w:cs="Times New Roman" w:eastAsia="宋体"/>
+      <w:color w:val="000000"/>
+    </w:rPr>
   </w:style>
   <w:style w:type="paragraph" w:styleId="ListNumber3">
     <w:name w:val="List Number 3"/>
@@ -1031,6 +1106,10 @@
       </w:numPr>
       <w:contextualSpacing/>
     </w:pPr>
+    <w:rPr>
+      <w:rFonts w:ascii="Times New Roman" w:hAnsi="Times New Roman" w:cs="Times New Roman" w:eastAsia="宋体"/>
+      <w:color w:val="000000"/>
+    </w:rPr>
   </w:style>
   <w:style w:type="paragraph" w:styleId="ListContinue">
     <w:name w:val="List Continue"/>
@@ -1115,9 +1194,10 @@
       <w:ind w:left="1134"/>
     </w:pPr>
     <w:rPr>
+      <w:rFonts w:ascii="Times New Roman" w:hAnsi="Times New Roman" w:cs="Times New Roman" w:eastAsia="宋体"/>
       <w:i/>
       <w:iCs/>
-      <w:color w:val="000000" w:themeColor="text1"/>
+      <w:color w:val="000000"/>
     </w:rPr>
   </w:style>
   <w:style w:type="character" w:customStyle="1" w:styleId="QuoteChar">
@@ -1140,12 +1220,12 @@
     <w:semiHidden/>
     <w:rsid w:val="00FC693F"/>
     <w:rPr>
-      <w:rFonts w:asciiTheme="majorHAnsi" w:eastAsiaTheme="majorEastAsia" w:hAnsiTheme="majorHAnsi" w:cstheme="majorBidi"/>
+      <w:rFonts w:ascii="Times New Roman" w:hAnsi="Times New Roman" w:cs="Times New Roman" w:eastAsia="宋体"/>
       <w:b/>
       <w:bCs/>
       <w:i/>
       <w:iCs/>
-      <w:color w:val="4F81BD" w:themeColor="accent1"/>
+      <w:color w:val="000000"/>
     </w:rPr>
   </w:style>
   <w:style w:type="character" w:customStyle="1" w:styleId="Heading5Char">
@@ -1156,8 +1236,8 @@
     <w:semiHidden/>
     <w:rsid w:val="00FC693F"/>
     <w:rPr>
-      <w:rFonts w:asciiTheme="majorHAnsi" w:eastAsiaTheme="majorEastAsia" w:hAnsiTheme="majorHAnsi" w:cstheme="majorBidi"/>
-      <w:color w:val="243F60" w:themeColor="accent1" w:themeShade="7F"/>
+      <w:rFonts w:ascii="Times New Roman" w:hAnsi="Times New Roman" w:cs="Times New Roman" w:eastAsia="宋体"/>
+      <w:color w:val="000000"/>
     </w:rPr>
   </w:style>
   <w:style w:type="character" w:customStyle="1" w:styleId="Heading6Char">
@@ -1168,10 +1248,10 @@
     <w:semiHidden/>
     <w:rsid w:val="00FC693F"/>
     <w:rPr>
-      <w:rFonts w:asciiTheme="majorHAnsi" w:eastAsiaTheme="majorEastAsia" w:hAnsiTheme="majorHAnsi" w:cstheme="majorBidi"/>
+      <w:rFonts w:ascii="Times New Roman" w:hAnsi="Times New Roman" w:cs="Times New Roman" w:eastAsia="宋体"/>
       <w:i/>
       <w:iCs/>
-      <w:color w:val="243F60" w:themeColor="accent1" w:themeShade="7F"/>
+      <w:color w:val="000000"/>
     </w:rPr>
   </w:style>
   <w:style w:type="character" w:customStyle="1" w:styleId="Heading7Char">
@@ -1182,10 +1262,10 @@
     <w:semiHidden/>
     <w:rsid w:val="00FC693F"/>
     <w:rPr>
-      <w:rFonts w:asciiTheme="majorHAnsi" w:eastAsiaTheme="majorEastAsia" w:hAnsiTheme="majorHAnsi" w:cstheme="majorBidi"/>
+      <w:rFonts w:ascii="Times New Roman" w:hAnsi="Times New Roman" w:cs="Times New Roman" w:eastAsia="宋体"/>
       <w:i/>
       <w:iCs/>
-      <w:color w:val="404040" w:themeColor="text1" w:themeTint="BF"/>
+      <w:color w:val="000000"/>
     </w:rPr>
   </w:style>
   <w:style w:type="character" w:customStyle="1" w:styleId="Heading8Char">
@@ -1196,8 +1276,8 @@
     <w:semiHidden/>
     <w:rsid w:val="00FC693F"/>
     <w:rPr>
-      <w:rFonts w:asciiTheme="majorHAnsi" w:eastAsiaTheme="majorEastAsia" w:hAnsiTheme="majorHAnsi" w:cstheme="majorBidi"/>
-      <w:color w:val="4F81BD" w:themeColor="accent1"/>
+      <w:rFonts w:ascii="Times New Roman" w:hAnsi="Times New Roman" w:cs="Times New Roman" w:eastAsia="宋体"/>
+      <w:color w:val="000000"/>
       <w:sz w:val="20"/>
       <w:szCs w:val="20"/>
     </w:rPr>
@@ -1210,10 +1290,10 @@
     <w:semiHidden/>
     <w:rsid w:val="00FC693F"/>
     <w:rPr>
-      <w:rFonts w:asciiTheme="majorHAnsi" w:eastAsiaTheme="majorEastAsia" w:hAnsiTheme="majorHAnsi" w:cstheme="majorBidi"/>
+      <w:rFonts w:ascii="Times New Roman" w:hAnsi="Times New Roman" w:cs="Times New Roman" w:eastAsia="宋体"/>
       <w:i/>
       <w:iCs/>
-      <w:color w:val="404040" w:themeColor="text1" w:themeTint="BF"/>
+      <w:color w:val="000000"/>
       <w:sz w:val="20"/>
       <w:szCs w:val="20"/>
     </w:rPr>
@@ -1231,9 +1311,10 @@
       <w:spacing w:line="240" w:lineRule="auto"/>
     </w:pPr>
     <w:rPr>
+      <w:rFonts w:ascii="Times New Roman" w:hAnsi="Times New Roman" w:cs="Times New Roman" w:eastAsia="宋体"/>
       <w:b/>
       <w:bCs/>
-      <w:color w:val="4F81BD" w:themeColor="accent1"/>
+      <w:color w:val="000000"/>
       <w:sz w:val="18"/>
       <w:szCs w:val="18"/>
     </w:rPr>
@@ -12126,7 +12207,14 @@
   <w:style w:type="character" w:customStyle="1" w:styleId="Code">
     <w:name w:val="Code"/>
     <w:rPr>
-      <w:rFonts w:ascii="Consolas" w:hAnsi="Consolas"/>
+      <w:rFonts w:ascii="Consolas" w:hAnsi="Consolas" w:eastAsia="Consolas"/>
+      <w:sz w:val="18"/>
+    </w:rPr>
+  </w:style>
+  <w:style w:type="character" w:customStyle="1" w:styleId="SourceCode">
+    <w:name w:val="Source Code"/>
+    <w:rPr>
+      <w:rFonts w:ascii="Consolas" w:hAnsi="Consolas" w:eastAsia="Consolas"/>
       <w:sz w:val="18"/>
     </w:rPr>
   </w:style>
